--- a/folder/ASSESSMENT TOOLS/CO1/CSA-4308-CO1-TOOL1.docx
+++ b/folder/ASSESSMENT TOOLS/CO1/CSA-4308-CO1-TOOL1.docx
@@ -98,8 +98,23 @@
           <w:b/>
           <w:bCs/>
         </w:rPr>
-        <w:t>09</w:t>
-      </w:r>
+        <w:t>0</w:t>
+      </w:r>
+      <w:r>
+        <w:rPr>
+          <w:b/>
+          <w:bCs/>
+        </w:rPr>
+        <w:t>8</w:t>
+      </w:r>
+    </w:p>
+    <w:p>
+      <w:pPr>
+        <w:rPr>
+          <w:b/>
+          <w:bCs/>
+        </w:rPr>
+      </w:pPr>
     </w:p>
     <w:p>
       <w:pPr>
@@ -1321,6 +1336,7 @@
           <w:b/>
           <w:bCs/>
         </w:rPr>
+        <w:lastRenderedPageBreak/>
         <w:t xml:space="preserve">            &lt;</w:t>
       </w:r>
       <w:proofErr w:type="spellStart"/>
@@ -1378,7 +1394,6 @@
           <w:b/>
           <w:bCs/>
         </w:rPr>
-        <w:lastRenderedPageBreak/>
         <w:t xml:space="preserve">            &lt;label for="email"&gt;Email Address:&lt;/label&gt;</w:t>
       </w:r>
     </w:p>
@@ -1765,6 +1780,7 @@
         <w:ind w:left="720"/>
       </w:pPr>
       <w:r>
+        <w:lastRenderedPageBreak/>
         <w:t xml:space="preserve">When the student clicks the </w:t>
       </w:r>
       <w:r>
@@ -1796,7 +1812,6 @@
         <w:ind w:left="720"/>
       </w:pPr>
       <w:r>
-        <w:lastRenderedPageBreak/>
         <w:t>method="POST"</w:t>
       </w:r>
     </w:p>
@@ -2374,6 +2389,7 @@
           <w:lang w:eastAsia="en-GB"/>
           <w14:ligatures w14:val="none"/>
         </w:rPr>
+        <w:lastRenderedPageBreak/>
         <w:t>Display a success confirmation after submission.</w:t>
       </w:r>
     </w:p>
@@ -2491,7 +2507,6 @@
           <w:lang w:eastAsia="en-GB"/>
           <w14:ligatures w14:val="none"/>
         </w:rPr>
-        <w:lastRenderedPageBreak/>
         <w:t>Accessibility Improvements</w:t>
       </w:r>
     </w:p>
@@ -3774,6 +3789,7 @@
           <w:lang w:eastAsia="en-GB"/>
           <w14:ligatures w14:val="none"/>
         </w:rPr>
+        <w:lastRenderedPageBreak/>
         <w:t>Google Chrome (Blink Engine):</w:t>
       </w:r>
     </w:p>
@@ -3872,7 +3888,6 @@
           <w:lang w:eastAsia="en-GB"/>
           <w14:ligatures w14:val="none"/>
         </w:rPr>
-        <w:lastRenderedPageBreak/>
         <w:t>Attempts to repair the HTML structure.</w:t>
       </w:r>
     </w:p>
@@ -4682,6 +4697,7 @@
           <w:lang w:eastAsia="en-GB"/>
           <w14:ligatures w14:val="none"/>
         </w:rPr>
+        <w:lastRenderedPageBreak/>
         <w:t xml:space="preserve">    &lt;title&gt;Company&lt;/title&gt;</w:t>
       </w:r>
     </w:p>
